--- a/en/wisdom-stories/price-of-belonging.docx
+++ b/en/wisdom-stories/price-of-belonging.docx
@@ -120,7 +120,7 @@
           <w:bCs/>
           <w:lang/>
         </w:rPr>
-        <w:t>Moral: Agreement among the many does not make something wrong become right. Sometimes people give up their own judgment and convictions just to be accepted. The real test is to preserve independent thought under pressure, rather than simply become like everyone else.</w:t>
+        <w:t>Moral: Widespread agreement does not make something wrong right. Sometimes people give up their own judgment and convictions just to be accepted. The real test is to preserve independent thought under pressure, rather than simply become like everyone else.</w:t>
       </w:r>
     </w:p>
     <w:p>
